--- a/poc/paper/paper_mdpi.docx
+++ b/poc/paper/paper_mdpi.docx
@@ -13377,7 +13377,7 @@
         <w:t xml:space="preserve"> </w:t>
       </w:r>
       <w:r>
-        <w:t xml:space="preserve">This study uses only publicly available community benchmark datasets and created no new data. WADI and SWaT are available from iTrust, Singapore University of Technology and Design (https://itrust.sutd.edu.sg/, access granted on request); HAI is available from its public release by ETRI; and SKAB is available from its public repository. The source code supporting the reported results is available from the corresponding author on reasonable request.</w:t>
+        <w:t xml:space="preserve">This study uses only publicly available community benchmark datasets and created no new data. WADI and SWaT are available from iTrust, Singapore University of Technology and Design (https://itrust.sutd.edu.sg/, access granted on request); HAI is available from its public release by ETRI; and SKAB is available from its public repository. The trained model checkpoints (one per dataset) and the source code supporting the reported results are openly archived on Zenodo at https://doi.org/10.5281/zenodo.21821524. Each checkpoint contains learned parameters only, not the underlying data, and is trained with a fixed seed so that it reproduces the reported numbers.</w:t>
       </w:r>
     </w:p>
     <w:p>

--- a/poc/paper/paper_mdpi.docx
+++ b/poc/paper/paper_mdpi.docx
@@ -236,23 +236,7 @@
         <w:ind w:left="2608"/>
       </w:pPr>
       <w:r>
-        <w:t xml:space="preserve">Faults on a networked cyber-physical system (CPS), the sensing-and-actuation core of an industrial Internet-of-Things (IoT) deployment, are too rare and unrepresentative to characterise or to select a model on, so detection must instead</w:t>
-      </w:r>
-      <w:r>
-        <w:t xml:space="preserve"> </w:t>
-      </w:r>
-      <w:r>
-        <w:rPr>
-          <w:i/>
-          <w:iCs/>
-        </w:rPr>
-        <w:t xml:space="preserve">model normal</w:t>
-      </w:r>
-      <w:r>
-        <w:t xml:space="preserve"> </w:t>
-      </w:r>
-      <w:r>
-        <w:t xml:space="preserve">behaviour; the standard point-adjusted evaluation, however, rewards detectors that never do. CPS normal behaviour is the union of many imbalanced, curved, thin-fringed operating regimes rather than a single blob, a structure we state as ten assumptions (A1–A10) abbreviated</w:t>
+        <w:t xml:space="preserve">Networked cyber-physical systems (CPS), the sensing-and-actuation core of the industrial Internet of Things (IoT), must be monitored for faults. Because real faults are rare and never cover every way a system can fail, a detector cannot learn them directly; it must instead learn normal behaviour and flag departures from it. Two things make this hard. First, normal CPS behaviour is not a single cluster but a union of many operating regimes, some frequent and some rare, each with legitimate low-density edges; we state this as ten assumptions (A1–A10), abbreviated</w:t>
       </w:r>
       <w:r>
         <w:t xml:space="preserve"> </w:t>
@@ -268,7 +252,7 @@
         <w:t xml:space="preserve"> </w:t>
       </w:r>
       <w:r>
-        <w:t xml:space="preserve">(MIIM). We model the normal law with a jointly learned latent plus explicit Gaussian-mixture mode clustering, scored in the latent rather than by a global density or a reconstruction residual, and evaluate under a fair protocol: raw point-wise metrics, a trivial-detector difficulty split, prevalence-matched F1, and train-normal-only calibration. On three real CPS datasets (WADI, HAI, SKAB) the detector</w:t>
+        <w:t xml:space="preserve">(MIIM). Second, the point-adjusted scoring used in most papers is so lenient that even a random detector can top the rankings. Our method learns a latent space and an explicit Gaussian mixture of operating modes together, then scores each window by how well it fits those modes, dropping the reconstruction error that a flexible decoder makes uninformative. We evaluate it fairly, with raw point-wise metrics, a split into easy and difficult anomalies, prevalence-matched F1, and calibration on normal data only. On three real CPS datasets (WADI, HAI, SKAB) it gives</w:t>
       </w:r>
       <w:r>
         <w:t xml:space="preserve"> </w:t>
@@ -278,10 +262,13 @@
           <w:b/>
           <w:bCs/>
         </w:rPr>
-        <w:t xml:space="preserve">wins both the combined and the difficult column on all three</w:t>
-      </w:r>
-      <w:r>
-        <w:t xml:space="preserve">, reaching difficult-subset AUROC 0.831 on HAI, 0.726 on WADI and 0.610 on SKAB. The margin is largest on the two multimodal datasets the assumptions target and slimmest on the near-unimodal one, and it holds against three deep detectors (USAD, TranAD, GDN) re-scored with the same raw metrics. The contributions are the MIIM assumption set, the difficulty-stratified protocol, and a latent-only score that drops reconstruction because a flexible decoder rebuilds the hard faults faithfully.</w:t>
+        <w:t xml:space="preserve">the best overall and the best difficult-case detection on all three</w:t>
+      </w:r>
+      <w:r>
+        <w:t xml:space="preserve"> </w:t>
+      </w:r>
+      <w:r>
+        <w:t xml:space="preserve">(difficult-subset AUROC 0.831, 0.726 and 0.610), beating three deep detectors (USAD, TranAD, GDN) re-scored under the same metrics. The margin is largest on the most multimodal systems, exactly as MIIM predicts.</w:t>
       </w:r>
     </w:p>
     <w:p>
@@ -314,7 +301,7 @@
     </w:p>
     <w:p>
       <w:pPr>
-        <w:pStyle w:val="MDPI18keywords"/>
+        <w:pStyle w:val="MDPI32textnoindent"/>
         <w:ind w:left="2608"/>
       </w:pPr>
       <w:r>
@@ -334,7 +321,7 @@
     </w:p>
     <w:p>
       <w:pPr>
-        <w:pStyle w:val="MDPI18keywords"/>
+        <w:pStyle w:val="MDPI31text"/>
         <w:ind w:left="2608"/>
       </w:pPr>
       <w:r>
@@ -354,7 +341,7 @@
     </w:p>
     <w:p>
       <w:pPr>
-        <w:pStyle w:val="MDPI18keywords"/>
+        <w:pStyle w:val="MDPI31text"/>
         <w:ind w:left="2608"/>
       </w:pPr>
       <w:r>
@@ -379,7 +366,7 @@
     </w:p>
     <w:p>
       <w:pPr>
-        <w:pStyle w:val="MDPI18keywords"/>
+        <w:pStyle w:val="MDPI31text"/>
         <w:ind w:left="2608"/>
       </w:pPr>
       <w:r>
@@ -482,7 +469,7 @@
     </w:p>
     <w:p>
       <w:pPr>
-        <w:pStyle w:val="MDPI18keywords"/>
+        <w:pStyle w:val="MDPI31text"/>
         <w:ind w:left="2608"/>
       </w:pPr>
       <w:r>
@@ -639,7 +626,7 @@
     </w:p>
     <w:p>
       <w:pPr>
-        <w:pStyle w:val="MDPI18keywords"/>
+        <w:pStyle w:val="MDPI31text"/>
         <w:ind w:left="2608"/>
       </w:pPr>
       <w:r>
@@ -669,7 +656,7 @@
     </w:p>
     <w:p>
       <w:pPr>
-        <w:pStyle w:val="MDPI18keywords"/>
+        <w:pStyle w:val="MDPI32textnoindent"/>
         <w:ind w:left="2608"/>
       </w:pPr>
       <w:r>
@@ -742,7 +729,7 @@
     </w:p>
     <w:p>
       <w:pPr>
-        <w:pStyle w:val="MDPI18keywords"/>
+        <w:pStyle w:val="MDPI32textnoindent"/>
         <w:ind w:left="2608"/>
       </w:pPr>
       <w:r>
@@ -910,7 +897,7 @@
     </w:p>
     <w:p>
       <w:pPr>
-        <w:pStyle w:val="MDPI18keywords"/>
+        <w:pStyle w:val="MDPI31text"/>
         <w:ind w:left="2608"/>
       </w:pPr>
       <w:r>
@@ -963,7 +950,7 @@
     </w:p>
     <w:p>
       <w:pPr>
-        <w:pStyle w:val="MDPI18keywords"/>
+        <w:pStyle w:val="MDPI31text"/>
         <w:ind w:left="2608"/>
       </w:pPr>
       <w:r>
@@ -1021,7 +1008,7 @@
     </w:p>
     <w:p>
       <w:pPr>
-        <w:pStyle w:val="MDPI18keywords"/>
+        <w:pStyle w:val="MDPI32textnoindent"/>
         <w:ind w:left="2608"/>
       </w:pPr>
       <w:r>
@@ -1124,7 +1111,7 @@
     </w:p>
     <w:p>
       <w:pPr>
-        <w:pStyle w:val="MDPI18keywords"/>
+        <w:pStyle w:val="MDPI32textnoindent"/>
         <w:ind w:left="2608"/>
       </w:pPr>
       <w:r>
@@ -1193,7 +1180,7 @@
     </w:p>
     <w:p>
       <w:pPr>
-        <w:pStyle w:val="MDPI18keywords"/>
+        <w:pStyle w:val="MDPI32textnoindent"/>
         <w:ind w:left="2608"/>
       </w:pPr>
       <w:r>
@@ -1277,7 +1264,7 @@
     </w:p>
     <w:p>
       <w:pPr>
-        <w:pStyle w:val="MDPI18keywords"/>
+        <w:pStyle w:val="MDPI32textnoindent"/>
         <w:ind w:left="2608"/>
       </w:pPr>
       <w:r>
@@ -2718,7 +2705,7 @@
     </w:tbl>
     <w:p>
       <w:pPr>
-        <w:pStyle w:val="MDPI18keywords"/>
+        <w:pStyle w:val="MDPI31text"/>
         <w:ind w:left="2608"/>
       </w:pPr>
       <w:r>
@@ -2831,7 +2818,7 @@
     </w:p>
     <w:p>
       <w:pPr>
-        <w:pStyle w:val="MDPI18keywords"/>
+        <w:pStyle w:val="MDPI32textnoindent"/>
         <w:ind w:left="2608"/>
       </w:pPr>
       <w:r>
@@ -2865,7 +2852,7 @@
     </w:p>
     <w:p>
       <w:pPr>
-        <w:pStyle w:val="MDPI18keywords"/>
+        <w:pStyle w:val="MDPI31text"/>
         <w:ind w:left="2608"/>
       </w:pPr>
       <w:r>
@@ -2948,7 +2935,7 @@
     </w:p>
     <w:p>
       <w:pPr>
-        <w:pStyle w:val="MDPI18keywords"/>
+        <w:pStyle w:val="MDPI32textnoindent"/>
         <w:ind w:left="2608"/>
       </w:pPr>
       <w:r>
@@ -3271,7 +3258,7 @@
     </w:p>
     <w:p>
       <w:pPr>
-        <w:pStyle w:val="MDPI18keywords"/>
+        <w:pStyle w:val="MDPI32textnoindent"/>
         <w:ind w:left="2608"/>
       </w:pPr>
       <w:r>
@@ -3673,7 +3660,7 @@
     </w:p>
     <w:p>
       <w:pPr>
-        <w:pStyle w:val="MDPI18keywords"/>
+        <w:pStyle w:val="MDPI32textnoindent"/>
         <w:ind w:left="2608"/>
       </w:pPr>
       <w:r>
@@ -3919,7 +3906,7 @@
     </w:p>
     <w:p>
       <w:pPr>
-        <w:pStyle w:val="MDPI18keywords"/>
+        <w:pStyle w:val="MDPI32textnoindent"/>
         <w:ind w:left="2608"/>
       </w:pPr>
       <w:r>
@@ -4439,7 +4426,7 @@
     </w:tbl>
     <w:p>
       <w:pPr>
-        <w:pStyle w:val="MDPI18keywords"/>
+        <w:pStyle w:val="MDPI31text"/>
         <w:ind w:left="2608"/>
       </w:pPr>
       <w:r>
@@ -4488,7 +4475,7 @@
     </w:p>
     <w:p>
       <w:pPr>
-        <w:pStyle w:val="MDPI18keywords"/>
+        <w:pStyle w:val="MDPI32textnoindent"/>
         <w:ind w:left="2608"/>
       </w:pPr>
       <w:r>
@@ -4556,7 +4543,7 @@
     </w:p>
     <w:p>
       <w:pPr>
-        <w:pStyle w:val="MDPI18keywords"/>
+        <w:pStyle w:val="MDPI32textnoindent"/>
         <w:ind w:left="2608"/>
       </w:pPr>
       <w:r>
@@ -4800,7 +4787,7 @@
     </w:p>
     <w:p>
       <w:pPr>
-        <w:pStyle w:val="MDPI18keywords"/>
+        <w:pStyle w:val="MDPI32textnoindent"/>
         <w:ind w:left="2608"/>
       </w:pPr>
       <w:r>
@@ -4997,7 +4984,7 @@
     </w:p>
     <w:p>
       <w:pPr>
-        <w:pStyle w:val="MDPI18keywords"/>
+        <w:pStyle w:val="MDPI32textnoindent"/>
         <w:ind w:left="2608"/>
       </w:pPr>
       <w:r>
@@ -5129,7 +5116,7 @@
     </w:p>
     <w:p>
       <w:pPr>
-        <w:pStyle w:val="MDPI18keywords"/>
+        <w:pStyle w:val="MDPI32textnoindent"/>
         <w:ind w:left="2608"/>
       </w:pPr>
       <w:r>
@@ -5369,7 +5356,7 @@
     </w:p>
     <w:p>
       <w:pPr>
-        <w:pStyle w:val="MDPI18keywords"/>
+        <w:pStyle w:val="MDPI32textnoindent"/>
         <w:ind w:left="2608"/>
       </w:pPr>
       <w:r>
@@ -5498,7 +5485,7 @@
     </w:p>
     <w:p>
       <w:pPr>
-        <w:pStyle w:val="MDPI18keywords"/>
+        <w:pStyle w:val="MDPI32textnoindent"/>
         <w:ind w:left="2608"/>
       </w:pPr>
       <w:r>
@@ -5757,7 +5744,7 @@
     </w:p>
     <w:p>
       <w:pPr>
-        <w:pStyle w:val="MDPI18keywords"/>
+        <w:pStyle w:val="MDPI32textnoindent"/>
         <w:ind w:left="2608"/>
       </w:pPr>
       <w:r>
@@ -5870,7 +5857,7 @@
     </w:p>
     <w:p>
       <w:pPr>
-        <w:pStyle w:val="MDPI18keywords"/>
+        <w:pStyle w:val="MDPI31text"/>
         <w:ind w:left="2608"/>
       </w:pPr>
       <w:r>
@@ -5925,7 +5912,7 @@
     </w:p>
     <w:p>
       <w:pPr>
-        <w:pStyle w:val="MDPI18keywords"/>
+        <w:pStyle w:val="MDPI32textnoindent"/>
         <w:ind w:left="2608"/>
       </w:pPr>
       <w:r>
@@ -5934,7 +5921,12 @@
     </w:p>
     <w:p>
       <w:pPr>
-        <w:pStyle w:val="Compact"/>
+        <w:pStyle w:val="MDPI38bullet"/>
+        <w:numPr>
+          <w:ilvl w:val="0"/>
+          <w:numId w:val="2"/>
+        </w:numPr>
+        <w:ind w:left="3328" w:hanging="360"/>
       </w:pPr>
       <w:r>
         <w:rPr>
@@ -6006,7 +5998,12 @@
     </w:p>
     <w:p>
       <w:pPr>
-        <w:pStyle w:val="Compact"/>
+        <w:pStyle w:val="MDPI38bullet"/>
+        <w:numPr>
+          <w:ilvl w:val="0"/>
+          <w:numId w:val="2"/>
+        </w:numPr>
+        <w:ind w:left="3328" w:hanging="360"/>
       </w:pPr>
       <w:r>
         <w:rPr>
@@ -6047,7 +6044,12 @@
     </w:p>
     <w:p>
       <w:pPr>
-        <w:pStyle w:val="Compact"/>
+        <w:pStyle w:val="MDPI38bullet"/>
+        <w:numPr>
+          <w:ilvl w:val="0"/>
+          <w:numId w:val="2"/>
+        </w:numPr>
+        <w:ind w:left="3328" w:hanging="360"/>
       </w:pPr>
       <w:r>
         <w:rPr>
@@ -6097,7 +6099,7 @@
     </w:p>
     <w:p>
       <w:pPr>
-        <w:pStyle w:val="MDPI18keywords"/>
+        <w:pStyle w:val="MDPI32textnoindent"/>
         <w:ind w:left="2608"/>
       </w:pPr>
       <w:r>
@@ -6274,7 +6276,7 @@
     </w:p>
     <w:p>
       <w:pPr>
-        <w:pStyle w:val="MDPI18keywords"/>
+        <w:pStyle w:val="MDPI32textnoindent"/>
         <w:ind w:left="2608"/>
       </w:pPr>
       <w:r>
@@ -6428,7 +6430,7 @@
     </w:p>
     <w:p>
       <w:pPr>
-        <w:pStyle w:val="MDPI18keywords"/>
+        <w:pStyle w:val="MDPI32textnoindent"/>
         <w:ind w:left="2608"/>
       </w:pPr>
       <w:r>
@@ -6437,7 +6439,12 @@
     </w:p>
     <w:p>
       <w:pPr>
-        <w:pStyle w:val="Compact"/>
+        <w:pStyle w:val="MDPI38bullet"/>
+        <w:numPr>
+          <w:ilvl w:val="0"/>
+          <w:numId w:val="2"/>
+        </w:numPr>
+        <w:ind w:left="3328" w:hanging="360"/>
       </w:pPr>
       <w:r>
         <w:rPr>
@@ -6461,7 +6468,12 @@
     </w:p>
     <w:p>
       <w:pPr>
-        <w:pStyle w:val="Compact"/>
+        <w:pStyle w:val="MDPI38bullet"/>
+        <w:numPr>
+          <w:ilvl w:val="0"/>
+          <w:numId w:val="2"/>
+        </w:numPr>
+        <w:ind w:left="3328" w:hanging="360"/>
       </w:pPr>
       <w:r>
         <w:rPr>
@@ -6513,7 +6525,12 @@
     </w:p>
     <w:p>
       <w:pPr>
-        <w:pStyle w:val="Compact"/>
+        <w:pStyle w:val="MDPI38bullet"/>
+        <w:numPr>
+          <w:ilvl w:val="0"/>
+          <w:numId w:val="2"/>
+        </w:numPr>
+        <w:ind w:left="3328" w:hanging="360"/>
       </w:pPr>
       <w:r>
         <w:rPr>
@@ -6531,7 +6548,7 @@
     </w:p>
     <w:p>
       <w:pPr>
-        <w:pStyle w:val="MDPI18keywords"/>
+        <w:pStyle w:val="MDPI32textnoindent"/>
         <w:ind w:left="2608"/>
       </w:pPr>
       <w:r>
@@ -6567,7 +6584,7 @@
     </w:p>
     <w:p>
       <w:pPr>
-        <w:pStyle w:val="MDPI18keywords"/>
+        <w:pStyle w:val="MDPI32textnoindent"/>
         <w:ind w:left="2608"/>
       </w:pPr>
       <w:r>
@@ -6740,7 +6757,7 @@
     </w:p>
     <w:p>
       <w:pPr>
-        <w:pStyle w:val="MDPI18keywords"/>
+        <w:pStyle w:val="MDPI32textnoindent"/>
         <w:ind w:left="2608"/>
       </w:pPr>
       <w:r>
@@ -12431,7 +12448,7 @@
     </w:tbl>
     <w:p>
       <w:pPr>
-        <w:pStyle w:val="MDPI18keywords"/>
+        <w:pStyle w:val="MDPI31text"/>
         <w:ind w:left="2608"/>
       </w:pPr>
       <w:r>
@@ -12474,7 +12491,7 @@
     </w:p>
     <w:p>
       <w:pPr>
-        <w:pStyle w:val="MDPI18keywords"/>
+        <w:pStyle w:val="MDPI31text"/>
         <w:ind w:left="2608"/>
       </w:pPr>
       <w:r>
@@ -12529,7 +12546,7 @@
     </w:p>
     <w:p>
       <w:pPr>
-        <w:pStyle w:val="MDPI18keywords"/>
+        <w:pStyle w:val="MDPI31text"/>
         <w:ind w:left="2608"/>
       </w:pPr>
       <w:r>
@@ -12572,7 +12589,7 @@
     </w:p>
     <w:p>
       <w:pPr>
-        <w:pStyle w:val="MDPI18keywords"/>
+        <w:pStyle w:val="MDPI31text"/>
         <w:ind w:left="2608"/>
       </w:pPr>
       <w:r>
@@ -12609,7 +12626,7 @@
     </w:p>
     <w:p>
       <w:pPr>
-        <w:pStyle w:val="MDPI18keywords"/>
+        <w:pStyle w:val="MDPI31text"/>
         <w:ind w:left="2608"/>
       </w:pPr>
       <w:r>
@@ -12753,7 +12770,7 @@
     </w:p>
     <w:p>
       <w:pPr>
-        <w:pStyle w:val="MDPI18keywords"/>
+        <w:pStyle w:val="MDPI32textnoindent"/>
         <w:ind w:left="2608"/>
       </w:pPr>
       <w:r>
@@ -12841,7 +12858,7 @@
     </w:p>
     <w:p>
       <w:pPr>
-        <w:pStyle w:val="MDPI18keywords"/>
+        <w:pStyle w:val="MDPI31text"/>
         <w:ind w:left="2608"/>
       </w:pPr>
       <w:r>
@@ -12922,7 +12939,7 @@
     </w:p>
     <w:p>
       <w:pPr>
-        <w:pStyle w:val="MDPI18keywords"/>
+        <w:pStyle w:val="MDPI31text"/>
         <w:ind w:left="2608"/>
       </w:pPr>
       <w:r>
@@ -12971,7 +12988,7 @@
     </w:p>
     <w:p>
       <w:pPr>
-        <w:pStyle w:val="MDPI18keywords"/>
+        <w:pStyle w:val="MDPI31text"/>
         <w:ind w:left="2608"/>
       </w:pPr>
       <w:r>
@@ -13026,7 +13043,7 @@
     </w:p>
     <w:p>
       <w:pPr>
-        <w:pStyle w:val="MDPI18keywords"/>
+        <w:pStyle w:val="MDPI31text"/>
         <w:ind w:left="2608"/>
       </w:pPr>
       <w:r>
@@ -13087,7 +13104,7 @@
     </w:p>
     <w:p>
       <w:pPr>
-        <w:pStyle w:val="MDPI18keywords"/>
+        <w:pStyle w:val="MDPI31text"/>
         <w:ind w:left="2608"/>
       </w:pPr>
       <w:r>
@@ -13130,7 +13147,7 @@
     </w:p>
     <w:p>
       <w:pPr>
-        <w:pStyle w:val="MDPI18keywords"/>
+        <w:pStyle w:val="MDPI31text"/>
         <w:ind w:left="2608"/>
       </w:pPr>
       <w:r>
@@ -13200,7 +13217,7 @@
     </w:p>
     <w:p>
       <w:pPr>
-        <w:pStyle w:val="MDPI18keywords"/>
+        <w:pStyle w:val="MDPI32textnoindent"/>
         <w:ind w:left="2608"/>
       </w:pPr>
       <w:r>
@@ -13401,7 +13418,7 @@
     </w:p>
     <w:p>
       <w:pPr>
-        <w:pStyle w:val="MDPI18keywords"/>
+        <w:pStyle w:val="MDPI31text"/>
         <w:ind w:left="2608"/>
       </w:pPr>
       <w:r>

--- a/poc/paper/paper_mdpi.docx
+++ b/poc/paper/paper_mdpi.docx
@@ -232,11 +232,10 @@
     </w:p>
     <w:p>
       <w:pPr>
-        <w:pStyle w:val="MDPI18keywords"/>
-        <w:ind w:left="2608"/>
-      </w:pPr>
-      <w:r>
-        <w:t xml:space="preserve">Networked cyber-physical systems (CPS), the sensing-and-actuation core of the industrial Internet of Things (IoT), must be monitored for faults. Because real faults are rare and never cover every way a system can fail, a detector cannot learn them directly; it must instead learn normal behaviour and flag departures from it. Two things make this hard. First, normal CPS behaviour is not a single cluster but a union of many operating regimes, some frequent and some rare, each with legitimate low-density edges; we state this as ten assumptions (A1–A10), abbreviated</w:t>
+        <w:pStyle w:val="MDPI17abstract"/>
+      </w:pPr>
+      <w:r>
+        <w:t xml:space="preserve">Fault detection in networked cyber-physical systems (CPS), which form the sensing and actuation layer of industrial Internet-of-Things deployments, is difficult because faults are rare and poorly represented in available data. Detection must therefore rely on models of normal behaviour rather than representative fault examples. However, existing AI methods often fail because they ignore the unique structure of CPS, where stochastic behaviour is constrained by physical laws, engineered control logic, and numerous operating regimes. More generally, normal CPS behaviour is not a single distribution, but a union of many imbalanced, curved, and sparsely populated regimes. We formalize this structure through ten assumptions, A1–A10, summarized as</w:t>
       </w:r>
       <w:r>
         <w:t xml:space="preserve"> </w:t>
@@ -252,23 +251,7 @@
         <w:t xml:space="preserve"> </w:t>
       </w:r>
       <w:r>
-        <w:t xml:space="preserve">(MIIM). Second, the point-adjusted scoring used in most papers is so lenient that even a random detector can top the rankings. Our method learns a latent space and an explicit Gaussian mixture of operating modes together, then scores each window by how well it fits those modes, dropping the reconstruction error that a flexible decoder makes uninformative. We evaluate it fairly, with raw point-wise metrics, a split into easy and difficult anomalies, prevalence-matched F1, and calibration on normal data only. On three real CPS datasets (WADI, HAI, SKAB) it gives</w:t>
-      </w:r>
-      <w:r>
-        <w:t xml:space="preserve"> </w:t>
-      </w:r>
-      <w:r>
-        <w:rPr>
-          <w:b/>
-          <w:bCs/>
-        </w:rPr>
-        <w:t xml:space="preserve">the best overall and the best difficult-case detection on all three</w:t>
-      </w:r>
-      <w:r>
-        <w:t xml:space="preserve"> </w:t>
-      </w:r>
-      <w:r>
-        <w:t xml:space="preserve">(difficult-subset AUROC 0.831, 0.726 and 0.610), beating three deep detectors (USAD, TranAD, GDN) re-scored under the same metrics. The margin is largest on the most multimodal systems, exactly as MIIM predicts.</w:t>
+        <w:t xml:space="preserve">(MIIM). Based on these assumptions, we jointly learn a latent representation and a Gaussian-mixture clustering of operating modes. Anomaly scores are computed directly in latent space rather than from a density estimate or reconstruction error. We evaluate the method using raw point-wise metrics, a split between easy and difficult cases defined by a trivial detector, prevalence-matched F1, and calibration using normal training data. Across WADI, HAI, and SKAB, the method performs best overall and on difficult subsets, achieving AUROC values of 0.831, 0.726, and 0.610, respectively. Gains are strongest on multimodal datasets and remain consistent against USAD, TranAD, and GDN. The contributions are the MIIM assumptions, the difficulty-stratified protocol, and a latent-only anomaly score.</w:t>
       </w:r>
     </w:p>
     <w:p>

--- a/poc/paper/paper_mdpi.docx
+++ b/poc/paper/paper_mdpi.docx
@@ -15,7 +15,7 @@
         <w:pStyle w:val="MDPI12title"/>
       </w:pPr>
       <w:r>
-        <w:t>Modeling Normal Is All You Need: Joint Latent Clustering for Anomaly Detection in Multimodal Cyber-Physical Systems and the Industrial IoT</w:t>
+        <w:t>Modeling Normal Is All You Need: Joint Latent Clustering for Anomaly Detection in Multimodal Cyber-Physical Systems</w:t>
       </w:r>
     </w:p>
     <w:p>

--- a/poc/paper/paper_mdpi.docx
+++ b/poc/paper/paper_mdpi.docx
@@ -29,7 +29,7 @@
         <w:rPr>
           <w:vertAlign w:val="superscript"/>
         </w:rPr>
-        <w:t>1,*</w:t>
+        <w:t>1</w:t>
       </w:r>
       <w:r>
         <w:rPr/>
@@ -39,7 +39,7 @@
         <w:rPr>
           <w:vertAlign w:val="superscript"/>
         </w:rPr>
-        <w:t>2</w:t>
+        <w:t>2,*</w:t>
       </w:r>
     </w:p>
     <w:tbl>
@@ -212,7 +212,7 @@
       </w:r>
       <w:r>
         <w:tab/>
-        <w:t>Correspondence: alexanderap@hit.ac.il</w:t>
+        <w:t>Correspondence: apersteiny@afeka.ac.il</w:t>
       </w:r>
     </w:p>
     <w:p>

--- a/poc/paper/paper_mdpi.docx
+++ b/poc/paper/paper_mdpi.docx
@@ -10690,20 +10690,20 @@
       <w:r>
         <w:drawing>
           <wp:inline>
-            <wp:extent cx="4989830" cy="2079095"/>
+            <wp:extent cx="4989830" cy="2080135"/>
             <wp:effectExtent b="0" l="0" r="0" t="0"/>
-            <wp:docPr descr="Difficult-subset AUROC by method" title="" id="32" name="Picture"/>
+            <wp:docPr descr="figure" title="" id="32" name="Picture"/>
             <a:graphic>
               <a:graphicData uri="http://schemas.openxmlformats.org/drawingml/2006/picture">
                 <pic:pic>
                   <pic:nvPicPr>
-                    <pic:cNvPr descr="figures/fig1.png" id="33" name="Picture"/>
+                    <pic:cNvPr descr="_inlinesvg_0.png" id="33" name="Picture"/>
                     <pic:cNvPicPr>
                       <a:picLocks noChangeArrowheads="1" noChangeAspect="1"/>
                     </pic:cNvPicPr>
                   </pic:nvPicPr>
                   <pic:blipFill>
-                    <a:blip r:embed="rId46"/>
+                    <a:blip r:embed="rId51"/>
                     <a:stretch>
                       <a:fillRect/>
                     </a:stretch>
@@ -10711,7 +10711,7 @@
                   <pic:spPr bwMode="auto">
                     <a:xfrm>
                       <a:off x="0" y="0"/>
-                      <a:ext cx="4989830" cy="2079095"/>
+                      <a:ext cx="4989830" cy="2080135"/>
                     </a:xfrm>
                     <a:prstGeom prst="rect">
                       <a:avLst/>

--- a/poc/paper/paper_mdpi.docx
+++ b/poc/paper/paper_mdpi.docx
@@ -586,25 +586,25 @@
         <w:t xml:space="preserve"> </w:t>
       </w:r>
       <w:r>
-        <w:t xml:space="preserve">three real CPS datasets, and compare against classical baselines and against three deep detectors, USAD,</w:t>
-      </w:r>
-      <w:r>
-        <w:t xml:space="preserve"> </w:t>
-      </w:r>
-      <w:r>
-        <w:t xml:space="preserve">TranAD and GDN, re-computed with the same raw metrics (§5–6). The detector wins the combined</w:t>
-      </w:r>
-      <w:r>
-        <w:t xml:space="preserve"> </w:t>
-      </w:r>
-      <w:r>
-        <w:t xml:space="preserve">column and the difficult column on all three datasets, with the largest margins precisely where the MIIM</w:t>
-      </w:r>
-      <w:r>
-        <w:t xml:space="preserve"> </w:t>
-      </w:r>
-      <w:r>
-        <w:t xml:space="preserve">structure is strongest and the slimmest on the one near-unimodal set.</w:t>
+        <w:t xml:space="preserve">three real CPS attack benchmarks, and compare against classical baselines and against two deep detectors, USAD</w:t>
+      </w:r>
+      <w:r>
+        <w:t xml:space="preserve"> </w:t>
+      </w:r>
+      <w:r>
+        <w:t xml:space="preserve">and TranAD, re-computed with the same raw metrics (§5–6). The detector attains the best overall AUROC</w:t>
+      </w:r>
+      <w:r>
+        <w:t xml:space="preserve"> </w:t>
+      </w:r>
+      <w:r>
+        <w:t xml:space="preserve">on every dataset and leads the difficult column over five seeds, most decisively on HAI, where the difficult</w:t>
+      </w:r>
+      <w:r>
+        <w:t xml:space="preserve"> </w:t>
+      </w:r>
+      <w:r>
+        <w:t xml:space="preserve">faults break joint structure and the deep detectors collapse.</w:t>
       </w:r>
     </w:p>
     <w:p>
@@ -619,7 +619,7 @@
         <w:t xml:space="preserve"> </w:t>
       </w:r>
       <w:r>
-        <w:t xml:space="preserve">per dataset; several results are single-seed and the best-F1 threshold is an oracle (disclosed in §5). We</w:t>
+        <w:t xml:space="preserve">per dataset; AUROC is reported as a five-seed mean and the best-F1 threshold is an oracle (disclosed in §5). We</w:t>
       </w:r>
       <w:r>
         <w:t xml:space="preserve"> </w:t>
